--- a/resources/updates/System Updates - July 1, 2026.docx
+++ b/resources/updates/System Updates - July 1, 2026.docx
@@ -19,19 +19,33 @@
           <w:kern w:val="0"/>
           <w14:ligatures w14:val="none"/>
         </w:rPr>
-        <w:t>System Updates – June 22, 2026</w:t>
+        <w:t>System Updates – J</w:t>
+      </w:r>
+      <w:r>
+        <w:rPr>
+          <w:rFonts w:ascii="Calibri" w:eastAsia="Times New Roman" w:hAnsi="Calibri" w:cs="Calibri"/>
+          <w:b/>
+          <w:bCs/>
+          <w:kern w:val="0"/>
+          <w14:ligatures w14:val="none"/>
+        </w:rPr>
+        <w:t>uly 1</w:t>
+      </w:r>
+      <w:r>
+        <w:rPr>
+          <w:rFonts w:ascii="Calibri" w:eastAsia="Times New Roman" w:hAnsi="Calibri" w:cs="Calibri"/>
+          <w:b/>
+          <w:bCs/>
+          <w:kern w:val="0"/>
+          <w14:ligatures w14:val="none"/>
+        </w:rPr>
+        <w:t>, 2026</w:t>
       </w:r>
     </w:p>
     <w:p>
       <w:pPr>
         <w:spacing w:before="100" w:beforeAutospacing="1" w:after="100" w:afterAutospacing="1" w:line="240" w:lineRule="auto"/>
-        <w:rPr>
-          <w:rFonts w:ascii="Calibri" w:eastAsia="Times New Roman" w:hAnsi="Calibri" w:cs="Calibri"/>
-          <w:kern w:val="0"/>
-          <w14:ligatures w14:val="none"/>
-        </w:rPr>
-      </w:pPr>
-      <w:r>
+        <w:outlineLvl w:val="3"/>
         <w:rPr>
           <w:rFonts w:ascii="Calibri" w:eastAsia="Times New Roman" w:hAnsi="Calibri" w:cs="Calibri"/>
           <w:b/>
@@ -39,14 +53,23 @@
           <w:kern w:val="0"/>
           <w14:ligatures w14:val="none"/>
         </w:rPr>
-        <w:t>1. Authentication Improvements</w:t>
+      </w:pPr>
+      <w:r>
+        <w:rPr>
+          <w:rFonts w:ascii="Calibri" w:eastAsia="Times New Roman" w:hAnsi="Calibri" w:cs="Calibri"/>
+          <w:b/>
+          <w:bCs/>
+          <w:kern w:val="0"/>
+          <w14:ligatures w14:val="none"/>
+        </w:rPr>
+        <w:t>Division User Improvements</w:t>
       </w:r>
     </w:p>
     <w:p>
       <w:pPr>
         <w:numPr>
           <w:ilvl w:val="0"/>
-          <w:numId w:val="3"/>
+          <w:numId w:val="6"/>
         </w:numPr>
         <w:spacing w:before="100" w:beforeAutospacing="1" w:after="100" w:afterAutospacing="1" w:line="240" w:lineRule="auto"/>
         <w:rPr>
@@ -61,22 +84,50 @@
           <w:kern w:val="0"/>
           <w14:ligatures w14:val="none"/>
         </w:rPr>
-        <w:t xml:space="preserve">School </w:t>
+        <w:t xml:space="preserve">Fixed the incorrect count display in </w:t>
       </w:r>
       <w:r>
         <w:rPr>
           <w:rFonts w:ascii="Calibri" w:eastAsia="Times New Roman" w:hAnsi="Calibri" w:cs="Calibri"/>
-          <w:kern w:val="0"/>
-          <w14:ligatures w14:val="none"/>
-        </w:rPr>
-        <w:t xml:space="preserve">Users can now log in using either School ID or Email as username </w:t>
+          <w:b/>
+          <w:bCs/>
+          <w:kern w:val="0"/>
+          <w14:ligatures w14:val="none"/>
+        </w:rPr>
+        <w:t>SBM → District List</w:t>
+      </w:r>
+      <w:r>
+        <w:rPr>
+          <w:rFonts w:ascii="Calibri" w:eastAsia="Times New Roman" w:hAnsi="Calibri" w:cs="Calibri"/>
+          <w:kern w:val="0"/>
+          <w14:ligatures w14:val="none"/>
+        </w:rPr>
+        <w:t xml:space="preserve"> for Division users, as reported by the </w:t>
+      </w:r>
+      <w:r>
+        <w:rPr>
+          <w:rFonts w:ascii="Calibri" w:eastAsia="Times New Roman" w:hAnsi="Calibri" w:cs="Calibri"/>
+          <w:b/>
+          <w:bCs/>
+          <w:kern w:val="0"/>
+          <w14:ligatures w14:val="none"/>
+        </w:rPr>
+        <w:t>Davao de Oro Division</w:t>
+      </w:r>
+      <w:r>
+        <w:rPr>
+          <w:rFonts w:ascii="Calibri" w:eastAsia="Times New Roman" w:hAnsi="Calibri" w:cs="Calibri"/>
+          <w:kern w:val="0"/>
+          <w14:ligatures w14:val="none"/>
+        </w:rPr>
+        <w:t xml:space="preserve">. </w:t>
       </w:r>
     </w:p>
     <w:p>
       <w:pPr>
         <w:numPr>
           <w:ilvl w:val="0"/>
-          <w:numId w:val="3"/>
+          <w:numId w:val="6"/>
         </w:numPr>
         <w:spacing w:before="100" w:beforeAutospacing="1" w:after="100" w:afterAutospacing="1" w:line="240" w:lineRule="auto"/>
         <w:rPr>
@@ -91,18 +142,35 @@
           <w:kern w:val="0"/>
           <w14:ligatures w14:val="none"/>
         </w:rPr>
-        <w:t xml:space="preserve">Login form is now displayed as a modal on the homepage (no longer redirects to a separate page) </w:t>
+        <w:t xml:space="preserve">Improved the </w:t>
+      </w:r>
+      <w:r>
+        <w:rPr>
+          <w:rFonts w:ascii="Calibri" w:eastAsia="Times New Roman" w:hAnsi="Calibri" w:cs="Calibri"/>
+          <w:b/>
+          <w:bCs/>
+          <w:kern w:val="0"/>
+          <w14:ligatures w14:val="none"/>
+        </w:rPr>
+        <w:t>Technical Assistance Provision Review Workspace</w:t>
+      </w:r>
+      <w:r>
+        <w:rPr>
+          <w:rFonts w:ascii="Calibri" w:eastAsia="Times New Roman" w:hAnsi="Calibri" w:cs="Calibri"/>
+          <w:kern w:val="0"/>
+          <w14:ligatures w14:val="none"/>
+        </w:rPr>
+        <w:t xml:space="preserve"> interface for Division users, providing a more user-friendly school review experience. </w:t>
       </w:r>
     </w:p>
     <w:p>
       <w:pPr>
-        <w:numPr>
-          <w:ilvl w:val="0"/>
-          <w:numId w:val="3"/>
-        </w:numPr>
         <w:spacing w:before="100" w:beforeAutospacing="1" w:after="100" w:afterAutospacing="1" w:line="240" w:lineRule="auto"/>
-        <w:rPr>
-          <w:rFonts w:ascii="Calibri" w:eastAsia="Times New Roman" w:hAnsi="Calibri" w:cs="Calibri"/>
+        <w:outlineLvl w:val="3"/>
+        <w:rPr>
+          <w:rFonts w:ascii="Calibri" w:eastAsia="Times New Roman" w:hAnsi="Calibri" w:cs="Calibri"/>
+          <w:b/>
+          <w:bCs/>
           <w:kern w:val="0"/>
           <w14:ligatures w14:val="none"/>
         </w:rPr>
@@ -110,14 +178,20 @@
       <w:r>
         <w:rPr>
           <w:rFonts w:ascii="Calibri" w:eastAsia="Times New Roman" w:hAnsi="Calibri" w:cs="Calibri"/>
-          <w:kern w:val="0"/>
-          <w14:ligatures w14:val="none"/>
-        </w:rPr>
-        <w:t xml:space="preserve">Forgot Password functionality is also implemented as a modal </w:t>
+          <w:b/>
+          <w:bCs/>
+          <w:kern w:val="0"/>
+          <w14:ligatures w14:val="none"/>
+        </w:rPr>
+        <w:t>District User Improvements</w:t>
       </w:r>
     </w:p>
     <w:p>
       <w:pPr>
+        <w:numPr>
+          <w:ilvl w:val="0"/>
+          <w:numId w:val="7"/>
+        </w:numPr>
         <w:spacing w:before="100" w:beforeAutospacing="1" w:after="100" w:afterAutospacing="1" w:line="240" w:lineRule="auto"/>
         <w:rPr>
           <w:rFonts w:ascii="Calibri" w:eastAsia="Times New Roman" w:hAnsi="Calibri" w:cs="Calibri"/>
@@ -125,6 +199,14 @@
           <w14:ligatures w14:val="none"/>
         </w:rPr>
       </w:pPr>
+      <w:r>
+        <w:rPr>
+          <w:rFonts w:ascii="Calibri" w:eastAsia="Times New Roman" w:hAnsi="Calibri" w:cs="Calibri"/>
+          <w:kern w:val="0"/>
+          <w14:ligatures w14:val="none"/>
+        </w:rPr>
+        <w:t xml:space="preserve">Enhanced the </w:t>
+      </w:r>
       <w:r>
         <w:rPr>
           <w:rFonts w:ascii="Calibri" w:eastAsia="Times New Roman" w:hAnsi="Calibri" w:cs="Calibri"/>
@@ -133,14 +215,22 @@
           <w:kern w:val="0"/>
           <w14:ligatures w14:val="none"/>
         </w:rPr>
-        <w:t>2. Division User Enhancements</w:t>
+        <w:t>District User Dashboard</w:t>
+      </w:r>
+      <w:r>
+        <w:rPr>
+          <w:rFonts w:ascii="Calibri" w:eastAsia="Times New Roman" w:hAnsi="Calibri" w:cs="Calibri"/>
+          <w:kern w:val="0"/>
+          <w14:ligatures w14:val="none"/>
+        </w:rPr>
+        <w:t xml:space="preserve"> to align with the new system theme and improve usability.</w:t>
       </w:r>
     </w:p>
     <w:p>
       <w:pPr>
         <w:numPr>
           <w:ilvl w:val="0"/>
-          <w:numId w:val="4"/>
+          <w:numId w:val="7"/>
         </w:numPr>
         <w:spacing w:before="100" w:beforeAutospacing="1" w:after="100" w:afterAutospacing="1" w:line="240" w:lineRule="auto"/>
         <w:rPr>
@@ -155,18 +245,35 @@
           <w:kern w:val="0"/>
           <w14:ligatures w14:val="none"/>
         </w:rPr>
-        <w:t xml:space="preserve">Division users can now add and update district records </w:t>
+        <w:t xml:space="preserve">Enhanced the </w:t>
+      </w:r>
+      <w:r>
+        <w:rPr>
+          <w:rFonts w:ascii="Calibri" w:eastAsia="Times New Roman" w:hAnsi="Calibri" w:cs="Calibri"/>
+          <w:b/>
+          <w:bCs/>
+          <w:kern w:val="0"/>
+          <w14:ligatures w14:val="none"/>
+        </w:rPr>
+        <w:t>Technical Assistance Provision Form</w:t>
+      </w:r>
+      <w:r>
+        <w:rPr>
+          <w:rFonts w:ascii="Calibri" w:eastAsia="Times New Roman" w:hAnsi="Calibri" w:cs="Calibri"/>
+          <w:kern w:val="0"/>
+          <w14:ligatures w14:val="none"/>
+        </w:rPr>
+        <w:t xml:space="preserve"> by improving its functionality and user experience. </w:t>
       </w:r>
     </w:p>
     <w:p>
       <w:pPr>
-        <w:numPr>
-          <w:ilvl w:val="0"/>
-          <w:numId w:val="4"/>
-        </w:numPr>
         <w:spacing w:before="100" w:beforeAutospacing="1" w:after="100" w:afterAutospacing="1" w:line="240" w:lineRule="auto"/>
-        <w:rPr>
-          <w:rFonts w:ascii="Calibri" w:eastAsia="Times New Roman" w:hAnsi="Calibri" w:cs="Calibri"/>
+        <w:outlineLvl w:val="3"/>
+        <w:rPr>
+          <w:rFonts w:ascii="Calibri" w:eastAsia="Times New Roman" w:hAnsi="Calibri" w:cs="Calibri"/>
+          <w:b/>
+          <w:bCs/>
           <w:kern w:val="0"/>
           <w14:ligatures w14:val="none"/>
         </w:rPr>
@@ -174,27 +281,92 @@
       <w:r>
         <w:rPr>
           <w:rFonts w:ascii="Calibri" w:eastAsia="Times New Roman" w:hAnsi="Calibri" w:cs="Calibri"/>
-          <w:kern w:val="0"/>
-          <w14:ligatures w14:val="none"/>
-        </w:rPr>
-        <w:t>Division users are now allowed to add district user accounts</w:t>
+          <w:b/>
+          <w:bCs/>
+          <w:kern w:val="0"/>
+          <w14:ligatures w14:val="none"/>
+        </w:rPr>
+        <w:t>Mobile Application Compliance</w:t>
       </w:r>
     </w:p>
     <w:p>
       <w:pPr>
-        <w:rPr>
-          <w:rFonts w:ascii="Calibri" w:hAnsi="Calibri" w:cs="Calibri"/>
-          <w:lang w:val="en-US"/>
-        </w:rPr>
-      </w:pPr>
+        <w:numPr>
+          <w:ilvl w:val="0"/>
+          <w:numId w:val="9"/>
+        </w:numPr>
+        <w:spacing w:before="100" w:beforeAutospacing="1" w:after="100" w:afterAutospacing="1" w:line="240" w:lineRule="auto"/>
+        <w:rPr>
+          <w:rFonts w:ascii="Calibri" w:eastAsia="Times New Roman" w:hAnsi="Calibri" w:cs="Calibri"/>
+          <w:kern w:val="0"/>
+          <w14:ligatures w14:val="none"/>
+        </w:rPr>
+      </w:pPr>
+      <w:r>
+        <w:rPr>
+          <w:rFonts w:ascii="Calibri" w:eastAsia="Times New Roman" w:hAnsi="Calibri" w:cs="Calibri"/>
+          <w:kern w:val="0"/>
+          <w14:ligatures w14:val="none"/>
+        </w:rPr>
+        <w:t xml:space="preserve">Added a </w:t>
+      </w:r>
+      <w:r>
+        <w:rPr>
+          <w:rFonts w:ascii="Calibri" w:eastAsia="Times New Roman" w:hAnsi="Calibri" w:cs="Calibri"/>
+          <w:b/>
+          <w:bCs/>
+          <w:kern w:val="0"/>
+          <w14:ligatures w14:val="none"/>
+        </w:rPr>
+        <w:t>Data Privacy</w:t>
+      </w:r>
+      <w:r>
+        <w:rPr>
+          <w:rFonts w:ascii="Calibri" w:eastAsia="Times New Roman" w:hAnsi="Calibri" w:cs="Calibri"/>
+          <w:kern w:val="0"/>
+          <w14:ligatures w14:val="none"/>
+        </w:rPr>
+        <w:t xml:space="preserve"> link on the homepage to comply with </w:t>
+      </w:r>
+      <w:r>
+        <w:rPr>
+          <w:rFonts w:ascii="Calibri" w:eastAsia="Times New Roman" w:hAnsi="Calibri" w:cs="Calibri"/>
+          <w:b/>
+          <w:bCs/>
+          <w:kern w:val="0"/>
+          <w14:ligatures w14:val="none"/>
+        </w:rPr>
+        <w:t>Google Play</w:t>
+      </w:r>
+      <w:r>
+        <w:rPr>
+          <w:rFonts w:ascii="Calibri" w:eastAsia="Times New Roman" w:hAnsi="Calibri" w:cs="Calibri"/>
+          <w:kern w:val="0"/>
+          <w14:ligatures w14:val="none"/>
+        </w:rPr>
+        <w:t xml:space="preserve"> publishing requirements for the </w:t>
+      </w:r>
+      <w:r>
+        <w:rPr>
+          <w:rFonts w:ascii="Calibri" w:eastAsia="Times New Roman" w:hAnsi="Calibri" w:cs="Calibri"/>
+          <w:b/>
+          <w:bCs/>
+          <w:kern w:val="0"/>
+          <w14:ligatures w14:val="none"/>
+        </w:rPr>
+        <w:t>FTAD OneView</w:t>
+      </w:r>
+      <w:r>
+        <w:rPr>
+          <w:rFonts w:ascii="Calibri" w:eastAsia="Times New Roman" w:hAnsi="Calibri" w:cs="Calibri"/>
+          <w:kern w:val="0"/>
+          <w14:ligatures w14:val="none"/>
+        </w:rPr>
+        <w:t xml:space="preserve"> mobile application.</w:t>
+      </w:r>
     </w:p>
     <w:p>
       <w:pPr>
-        <w:pStyle w:val="ListParagraph"/>
-        <w:numPr>
-          <w:ilvl w:val="0"/>
-          <w:numId w:val="2"/>
-        </w:numPr>
         <w:rPr>
           <w:rFonts w:ascii="Calibri" w:hAnsi="Calibri" w:cs="Calibri"/>
           <w:lang w:val="en-US"/>
@@ -214,6 +386,155 @@
 <file path=word/numbering.xml><?xml version="1.0" encoding="utf-8"?>
 <w:numbering xmlns:wpc="http://schemas.microsoft.com/office/word/2010/wordprocessingCanvas" xmlns:cx="http://schemas.microsoft.com/office/drawing/2014/chartex" xmlns:cx1="http://schemas.microsoft.com/office/drawing/2015/9/8/chartex" xmlns:cx2="http://schemas.microsoft.com/office/drawing/2015/10/21/chartex" xmlns:cx3="http://schemas.microsoft.com/office/drawing/2016/5/9/chartex" xmlns:cx4="http://schemas.microsoft.com/office/drawing/2016/5/10/chartex" xmlns:cx5="http://schemas.microsoft.com/office/drawing/2016/5/11/chartex" xmlns:cx6="http://schemas.microsoft.com/office/drawing/2016/5/12/chartex" xmlns:cx7="http://schemas.microsoft.com/office/drawing/2016/5/13/chartex" xmlns:cx8="http://schemas.microsoft.com/office/drawing/2016/5/14/chartex" xmlns:mc="http://schemas.openxmlformats.org/markup-compatibility/2006" xmlns:m="http://schemas.openxmlformats.org/officeDocument/2006/math" xmlns:aink="http://schemas.microsoft.com/office/drawing/2016/ink" xmlns:am3d="http://schemas.microsoft.com/office/drawing/2017/model3d" xmlns:oel="http://schemas.microsoft.com/office/2019/extlst" xmlns:r="http://schemas.openxmlformats.org/officeDocument/2006/relationships" xmlns:wp14="http://schemas.microsoft.com/office/word/2010/wordprocessingDrawing" xmlns:wp="http://schemas.openxmlformats.org/drawingml/2006/wordprocessingDrawing" xmlns:wpg="http://schemas.microsoft.com/office/word/2010/wordprocessingGroup" xmlns:wpi="http://schemas.microsoft.com/office/word/2010/wordprocessingInk" xmlns:wps="http://schemas.microsoft.com/office/word/2010/wordprocessingShape" xmlns:o="urn:schemas-microsoft-com:office:office" xmlns:v="urn:schemas-microsoft-com:vml" xmlns:w10="urn:schemas-microsoft-com:office:word" xmlns:w="http://schemas.openxmlformats.org/wordprocessingml/2006/main" xmlns:w14="http://schemas.microsoft.com/office/word/2010/wordml" xmlns:w15="http://schemas.microsoft.com/office/word/2012/wordml" xmlns:w16cex="http://schemas.microsoft.com/office/word/2018/wordml/cex" xmlns:w16cid="http://schemas.microsoft.com/office/word/2016/wordml/cid" xmlns:w16="http://schemas.microsoft.com/office/word/2018/wordml" xmlns:w16sdtdh="http://schemas.microsoft.com/office/word/2020/wordml/sdtdatahash" xmlns:w16sdtfl="http://schemas.microsoft.com/office/word/2024/wordml/sdtformatlock" xmlns:w16se="http://schemas.microsoft.com/office/word/2015/wordml/symex" xmlns:w16du="http://schemas.microsoft.com/office/word/2023/wordml/word16du" xmlns:wne="http://schemas.microsoft.com/office/word/2006/wordml" mc:Ignorable="w14 w15 w16se w16cid w16 w16cex w16sdtdh w16sdtfl w16du wp14">
   <w:abstractNum w:abstractNumId="0" w15:restartNumberingAfterBreak="0">
+    <w:nsid w:val="1F7B5D88"/>
+    <w:multiLevelType w:val="multilevel"/>
+    <w:tmpl w:val="D09EB7C4"/>
+    <w:lvl w:ilvl="0">
+      <w:start w:val="1"/>
+      <w:numFmt w:val="bullet"/>
+      <w:lvlText w:val=""/>
+      <w:lvlJc w:val="left"/>
+      <w:pPr>
+        <w:tabs>
+          <w:tab w:val="num" w:pos="720"/>
+        </w:tabs>
+        <w:ind w:left="720" w:hanging="360"/>
+      </w:pPr>
+      <w:rPr>
+        <w:rFonts w:ascii="Symbol" w:hAnsi="Symbol" w:hint="default"/>
+        <w:sz w:val="20"/>
+      </w:rPr>
+    </w:lvl>
+    <w:lvl w:ilvl="1" w:tentative="1">
+      <w:start w:val="1"/>
+      <w:numFmt w:val="bullet"/>
+      <w:lvlText w:val="o"/>
+      <w:lvlJc w:val="left"/>
+      <w:pPr>
+        <w:tabs>
+          <w:tab w:val="num" w:pos="1440"/>
+        </w:tabs>
+        <w:ind w:left="1440" w:hanging="360"/>
+      </w:pPr>
+      <w:rPr>
+        <w:rFonts w:ascii="Courier New" w:hAnsi="Courier New" w:hint="default"/>
+        <w:sz w:val="20"/>
+      </w:rPr>
+    </w:lvl>
+    <w:lvl w:ilvl="2" w:tentative="1">
+      <w:start w:val="1"/>
+      <w:numFmt w:val="bullet"/>
+      <w:lvlText w:val=""/>
+      <w:lvlJc w:val="left"/>
+      <w:pPr>
+        <w:tabs>
+          <w:tab w:val="num" w:pos="2160"/>
+        </w:tabs>
+        <w:ind w:left="2160" w:hanging="360"/>
+      </w:pPr>
+      <w:rPr>
+        <w:rFonts w:ascii="Wingdings" w:hAnsi="Wingdings" w:hint="default"/>
+        <w:sz w:val="20"/>
+      </w:rPr>
+    </w:lvl>
+    <w:lvl w:ilvl="3" w:tentative="1">
+      <w:start w:val="1"/>
+      <w:numFmt w:val="bullet"/>
+      <w:lvlText w:val=""/>
+      <w:lvlJc w:val="left"/>
+      <w:pPr>
+        <w:tabs>
+          <w:tab w:val="num" w:pos="2880"/>
+        </w:tabs>
+        <w:ind w:left="2880" w:hanging="360"/>
+      </w:pPr>
+      <w:rPr>
+        <w:rFonts w:ascii="Wingdings" w:hAnsi="Wingdings" w:hint="default"/>
+        <w:sz w:val="20"/>
+      </w:rPr>
+    </w:lvl>
+    <w:lvl w:ilvl="4" w:tentative="1">
+      <w:start w:val="1"/>
+      <w:numFmt w:val="bullet"/>
+      <w:lvlText w:val=""/>
+      <w:lvlJc w:val="left"/>
+      <w:pPr>
+        <w:tabs>
+          <w:tab w:val="num" w:pos="3600"/>
+        </w:tabs>
+        <w:ind w:left="3600" w:hanging="360"/>
+      </w:pPr>
+      <w:rPr>
+        <w:rFonts w:ascii="Wingdings" w:hAnsi="Wingdings" w:hint="default"/>
+        <w:sz w:val="20"/>
+      </w:rPr>
+    </w:lvl>
+    <w:lvl w:ilvl="5" w:tentative="1">
+      <w:start w:val="1"/>
+      <w:numFmt w:val="bullet"/>
+      <w:lvlText w:val=""/>
+      <w:lvlJc w:val="left"/>
+      <w:pPr>
+        <w:tabs>
+          <w:tab w:val="num" w:pos="4320"/>
+        </w:tabs>
+        <w:ind w:left="4320" w:hanging="360"/>
+      </w:pPr>
+      <w:rPr>
+        <w:rFonts w:ascii="Wingdings" w:hAnsi="Wingdings" w:hint="default"/>
+        <w:sz w:val="20"/>
+      </w:rPr>
+    </w:lvl>
+    <w:lvl w:ilvl="6" w:tentative="1">
+      <w:start w:val="1"/>
+      <w:numFmt w:val="bullet"/>
+      <w:lvlText w:val=""/>
+      <w:lvlJc w:val="left"/>
+      <w:pPr>
+        <w:tabs>
+          <w:tab w:val="num" w:pos="5040"/>
+        </w:tabs>
+        <w:ind w:left="5040" w:hanging="360"/>
+      </w:pPr>
+      <w:rPr>
+        <w:rFonts w:ascii="Wingdings" w:hAnsi="Wingdings" w:hint="default"/>
+        <w:sz w:val="20"/>
+      </w:rPr>
+    </w:lvl>
+    <w:lvl w:ilvl="7" w:tentative="1">
+      <w:start w:val="1"/>
+      <w:numFmt w:val="bullet"/>
+      <w:lvlText w:val=""/>
+      <w:lvlJc w:val="left"/>
+      <w:pPr>
+        <w:tabs>
+          <w:tab w:val="num" w:pos="5760"/>
+        </w:tabs>
+        <w:ind w:left="5760" w:hanging="360"/>
+      </w:pPr>
+      <w:rPr>
+        <w:rFonts w:ascii="Wingdings" w:hAnsi="Wingdings" w:hint="default"/>
+        <w:sz w:val="20"/>
+      </w:rPr>
+    </w:lvl>
+    <w:lvl w:ilvl="8" w:tentative="1">
+      <w:start w:val="1"/>
+      <w:numFmt w:val="bullet"/>
+      <w:lvlText w:val=""/>
+      <w:lvlJc w:val="left"/>
+      <w:pPr>
+        <w:tabs>
+          <w:tab w:val="num" w:pos="6480"/>
+        </w:tabs>
+        <w:ind w:left="6480" w:hanging="360"/>
+      </w:pPr>
+      <w:rPr>
+        <w:rFonts w:ascii="Wingdings" w:hAnsi="Wingdings" w:hint="default"/>
+        <w:sz w:val="20"/>
+      </w:rPr>
+    </w:lvl>
+  </w:abstractNum>
+  <w:abstractNum w:abstractNumId="1" w15:restartNumberingAfterBreak="0">
     <w:nsid w:val="2BCD0082"/>
     <w:multiLevelType w:val="hybridMultilevel"/>
     <w:tmpl w:val="DA962892"/>
@@ -325,7 +646,156 @@
       </w:rPr>
     </w:lvl>
   </w:abstractNum>
-  <w:abstractNum w:abstractNumId="1" w15:restartNumberingAfterBreak="0">
+  <w:abstractNum w:abstractNumId="2" w15:restartNumberingAfterBreak="0">
+    <w:nsid w:val="31BB09B9"/>
+    <w:multiLevelType w:val="multilevel"/>
+    <w:tmpl w:val="5436F33E"/>
+    <w:lvl w:ilvl="0">
+      <w:start w:val="1"/>
+      <w:numFmt w:val="bullet"/>
+      <w:lvlText w:val=""/>
+      <w:lvlJc w:val="left"/>
+      <w:pPr>
+        <w:tabs>
+          <w:tab w:val="num" w:pos="720"/>
+        </w:tabs>
+        <w:ind w:left="720" w:hanging="360"/>
+      </w:pPr>
+      <w:rPr>
+        <w:rFonts w:ascii="Symbol" w:hAnsi="Symbol" w:hint="default"/>
+        <w:sz w:val="20"/>
+      </w:rPr>
+    </w:lvl>
+    <w:lvl w:ilvl="1" w:tentative="1">
+      <w:start w:val="1"/>
+      <w:numFmt w:val="bullet"/>
+      <w:lvlText w:val="o"/>
+      <w:lvlJc w:val="left"/>
+      <w:pPr>
+        <w:tabs>
+          <w:tab w:val="num" w:pos="1440"/>
+        </w:tabs>
+        <w:ind w:left="1440" w:hanging="360"/>
+      </w:pPr>
+      <w:rPr>
+        <w:rFonts w:ascii="Courier New" w:hAnsi="Courier New" w:hint="default"/>
+        <w:sz w:val="20"/>
+      </w:rPr>
+    </w:lvl>
+    <w:lvl w:ilvl="2" w:tentative="1">
+      <w:start w:val="1"/>
+      <w:numFmt w:val="bullet"/>
+      <w:lvlText w:val=""/>
+      <w:lvlJc w:val="left"/>
+      <w:pPr>
+        <w:tabs>
+          <w:tab w:val="num" w:pos="2160"/>
+        </w:tabs>
+        <w:ind w:left="2160" w:hanging="360"/>
+      </w:pPr>
+      <w:rPr>
+        <w:rFonts w:ascii="Wingdings" w:hAnsi="Wingdings" w:hint="default"/>
+        <w:sz w:val="20"/>
+      </w:rPr>
+    </w:lvl>
+    <w:lvl w:ilvl="3" w:tentative="1">
+      <w:start w:val="1"/>
+      <w:numFmt w:val="bullet"/>
+      <w:lvlText w:val=""/>
+      <w:lvlJc w:val="left"/>
+      <w:pPr>
+        <w:tabs>
+          <w:tab w:val="num" w:pos="2880"/>
+        </w:tabs>
+        <w:ind w:left="2880" w:hanging="360"/>
+      </w:pPr>
+      <w:rPr>
+        <w:rFonts w:ascii="Wingdings" w:hAnsi="Wingdings" w:hint="default"/>
+        <w:sz w:val="20"/>
+      </w:rPr>
+    </w:lvl>
+    <w:lvl w:ilvl="4" w:tentative="1">
+      <w:start w:val="1"/>
+      <w:numFmt w:val="bullet"/>
+      <w:lvlText w:val=""/>
+      <w:lvlJc w:val="left"/>
+      <w:pPr>
+        <w:tabs>
+          <w:tab w:val="num" w:pos="3600"/>
+        </w:tabs>
+        <w:ind w:left="3600" w:hanging="360"/>
+      </w:pPr>
+      <w:rPr>
+        <w:rFonts w:ascii="Wingdings" w:hAnsi="Wingdings" w:hint="default"/>
+        <w:sz w:val="20"/>
+      </w:rPr>
+    </w:lvl>
+    <w:lvl w:ilvl="5" w:tentative="1">
+      <w:start w:val="1"/>
+      <w:numFmt w:val="bullet"/>
+      <w:lvlText w:val=""/>
+      <w:lvlJc w:val="left"/>
+      <w:pPr>
+        <w:tabs>
+          <w:tab w:val="num" w:pos="4320"/>
+        </w:tabs>
+        <w:ind w:left="4320" w:hanging="360"/>
+      </w:pPr>
+      <w:rPr>
+        <w:rFonts w:ascii="Wingdings" w:hAnsi="Wingdings" w:hint="default"/>
+        <w:sz w:val="20"/>
+      </w:rPr>
+    </w:lvl>
+    <w:lvl w:ilvl="6" w:tentative="1">
+      <w:start w:val="1"/>
+      <w:numFmt w:val="bullet"/>
+      <w:lvlText w:val=""/>
+      <w:lvlJc w:val="left"/>
+      <w:pPr>
+        <w:tabs>
+          <w:tab w:val="num" w:pos="5040"/>
+        </w:tabs>
+        <w:ind w:left="5040" w:hanging="360"/>
+      </w:pPr>
+      <w:rPr>
+        <w:rFonts w:ascii="Wingdings" w:hAnsi="Wingdings" w:hint="default"/>
+        <w:sz w:val="20"/>
+      </w:rPr>
+    </w:lvl>
+    <w:lvl w:ilvl="7" w:tentative="1">
+      <w:start w:val="1"/>
+      <w:numFmt w:val="bullet"/>
+      <w:lvlText w:val=""/>
+      <w:lvlJc w:val="left"/>
+      <w:pPr>
+        <w:tabs>
+          <w:tab w:val="num" w:pos="5760"/>
+        </w:tabs>
+        <w:ind w:left="5760" w:hanging="360"/>
+      </w:pPr>
+      <w:rPr>
+        <w:rFonts w:ascii="Wingdings" w:hAnsi="Wingdings" w:hint="default"/>
+        <w:sz w:val="20"/>
+      </w:rPr>
+    </w:lvl>
+    <w:lvl w:ilvl="8" w:tentative="1">
+      <w:start w:val="1"/>
+      <w:numFmt w:val="bullet"/>
+      <w:lvlText w:val=""/>
+      <w:lvlJc w:val="left"/>
+      <w:pPr>
+        <w:tabs>
+          <w:tab w:val="num" w:pos="6480"/>
+        </w:tabs>
+        <w:ind w:left="6480" w:hanging="360"/>
+      </w:pPr>
+      <w:rPr>
+        <w:rFonts w:ascii="Wingdings" w:hAnsi="Wingdings" w:hint="default"/>
+        <w:sz w:val="20"/>
+      </w:rPr>
+    </w:lvl>
+  </w:abstractNum>
+  <w:abstractNum w:abstractNumId="3" w15:restartNumberingAfterBreak="0">
     <w:nsid w:val="5B7E4CBA"/>
     <w:multiLevelType w:val="hybridMultilevel"/>
     <w:tmpl w:val="8B7E08F6"/>
@@ -437,7 +907,7 @@
       </w:rPr>
     </w:lvl>
   </w:abstractNum>
-  <w:abstractNum w:abstractNumId="2" w15:restartNumberingAfterBreak="0">
+  <w:abstractNum w:abstractNumId="4" w15:restartNumberingAfterBreak="0">
     <w:nsid w:val="5C05786B"/>
     <w:multiLevelType w:val="multilevel"/>
     <w:tmpl w:val="E1D66CA0"/>
@@ -586,7 +1056,418 @@
       </w:rPr>
     </w:lvl>
   </w:abstractNum>
-  <w:abstractNum w:abstractNumId="3" w15:restartNumberingAfterBreak="0">
+  <w:abstractNum w:abstractNumId="5" w15:restartNumberingAfterBreak="0">
+    <w:nsid w:val="618212E1"/>
+    <w:multiLevelType w:val="multilevel"/>
+    <w:tmpl w:val="D5802B8E"/>
+    <w:lvl w:ilvl="0">
+      <w:start w:val="1"/>
+      <w:numFmt w:val="bullet"/>
+      <w:lvlText w:val=""/>
+      <w:lvlJc w:val="left"/>
+      <w:pPr>
+        <w:tabs>
+          <w:tab w:val="num" w:pos="720"/>
+        </w:tabs>
+        <w:ind w:left="720" w:hanging="360"/>
+      </w:pPr>
+      <w:rPr>
+        <w:rFonts w:ascii="Symbol" w:hAnsi="Symbol" w:hint="default"/>
+        <w:sz w:val="20"/>
+      </w:rPr>
+    </w:lvl>
+    <w:lvl w:ilvl="1" w:tentative="1">
+      <w:start w:val="1"/>
+      <w:numFmt w:val="bullet"/>
+      <w:lvlText w:val="o"/>
+      <w:lvlJc w:val="left"/>
+      <w:pPr>
+        <w:tabs>
+          <w:tab w:val="num" w:pos="1440"/>
+        </w:tabs>
+        <w:ind w:left="1440" w:hanging="360"/>
+      </w:pPr>
+      <w:rPr>
+        <w:rFonts w:ascii="Courier New" w:hAnsi="Courier New" w:hint="default"/>
+        <w:sz w:val="20"/>
+      </w:rPr>
+    </w:lvl>
+    <w:lvl w:ilvl="2" w:tentative="1">
+      <w:start w:val="1"/>
+      <w:numFmt w:val="bullet"/>
+      <w:lvlText w:val=""/>
+      <w:lvlJc w:val="left"/>
+      <w:pPr>
+        <w:tabs>
+          <w:tab w:val="num" w:pos="2160"/>
+        </w:tabs>
+        <w:ind w:left="2160" w:hanging="360"/>
+      </w:pPr>
+      <w:rPr>
+        <w:rFonts w:ascii="Wingdings" w:hAnsi="Wingdings" w:hint="default"/>
+        <w:sz w:val="20"/>
+      </w:rPr>
+    </w:lvl>
+    <w:lvl w:ilvl="3" w:tentative="1">
+      <w:start w:val="1"/>
+      <w:numFmt w:val="bullet"/>
+      <w:lvlText w:val=""/>
+      <w:lvlJc w:val="left"/>
+      <w:pPr>
+        <w:tabs>
+          <w:tab w:val="num" w:pos="2880"/>
+        </w:tabs>
+        <w:ind w:left="2880" w:hanging="360"/>
+      </w:pPr>
+      <w:rPr>
+        <w:rFonts w:ascii="Wingdings" w:hAnsi="Wingdings" w:hint="default"/>
+        <w:sz w:val="20"/>
+      </w:rPr>
+    </w:lvl>
+    <w:lvl w:ilvl="4" w:tentative="1">
+      <w:start w:val="1"/>
+      <w:numFmt w:val="bullet"/>
+      <w:lvlText w:val=""/>
+      <w:lvlJc w:val="left"/>
+      <w:pPr>
+        <w:tabs>
+          <w:tab w:val="num" w:pos="3600"/>
+        </w:tabs>
+        <w:ind w:left="3600" w:hanging="360"/>
+      </w:pPr>
+      <w:rPr>
+        <w:rFonts w:ascii="Wingdings" w:hAnsi="Wingdings" w:hint="default"/>
+        <w:sz w:val="20"/>
+      </w:rPr>
+    </w:lvl>
+    <w:lvl w:ilvl="5" w:tentative="1">
+      <w:start w:val="1"/>
+      <w:numFmt w:val="bullet"/>
+      <w:lvlText w:val=""/>
+      <w:lvlJc w:val="left"/>
+      <w:pPr>
+        <w:tabs>
+          <w:tab w:val="num" w:pos="4320"/>
+        </w:tabs>
+        <w:ind w:left="4320" w:hanging="360"/>
+      </w:pPr>
+      <w:rPr>
+        <w:rFonts w:ascii="Wingdings" w:hAnsi="Wingdings" w:hint="default"/>
+        <w:sz w:val="20"/>
+      </w:rPr>
+    </w:lvl>
+    <w:lvl w:ilvl="6" w:tentative="1">
+      <w:start w:val="1"/>
+      <w:numFmt w:val="bullet"/>
+      <w:lvlText w:val=""/>
+      <w:lvlJc w:val="left"/>
+      <w:pPr>
+        <w:tabs>
+          <w:tab w:val="num" w:pos="5040"/>
+        </w:tabs>
+        <w:ind w:left="5040" w:hanging="360"/>
+      </w:pPr>
+      <w:rPr>
+        <w:rFonts w:ascii="Wingdings" w:hAnsi="Wingdings" w:hint="default"/>
+        <w:sz w:val="20"/>
+      </w:rPr>
+    </w:lvl>
+    <w:lvl w:ilvl="7" w:tentative="1">
+      <w:start w:val="1"/>
+      <w:numFmt w:val="bullet"/>
+      <w:lvlText w:val=""/>
+      <w:lvlJc w:val="left"/>
+      <w:pPr>
+        <w:tabs>
+          <w:tab w:val="num" w:pos="5760"/>
+        </w:tabs>
+        <w:ind w:left="5760" w:hanging="360"/>
+      </w:pPr>
+      <w:rPr>
+        <w:rFonts w:ascii="Wingdings" w:hAnsi="Wingdings" w:hint="default"/>
+        <w:sz w:val="20"/>
+      </w:rPr>
+    </w:lvl>
+    <w:lvl w:ilvl="8" w:tentative="1">
+      <w:start w:val="1"/>
+      <w:numFmt w:val="bullet"/>
+      <w:lvlText w:val=""/>
+      <w:lvlJc w:val="left"/>
+      <w:pPr>
+        <w:tabs>
+          <w:tab w:val="num" w:pos="6480"/>
+        </w:tabs>
+        <w:ind w:left="6480" w:hanging="360"/>
+      </w:pPr>
+      <w:rPr>
+        <w:rFonts w:ascii="Wingdings" w:hAnsi="Wingdings" w:hint="default"/>
+        <w:sz w:val="20"/>
+      </w:rPr>
+    </w:lvl>
+  </w:abstractNum>
+  <w:abstractNum w:abstractNumId="6" w15:restartNumberingAfterBreak="0">
+    <w:nsid w:val="64055EE6"/>
+    <w:multiLevelType w:val="multilevel"/>
+    <w:tmpl w:val="AAC24292"/>
+    <w:lvl w:ilvl="0">
+      <w:start w:val="1"/>
+      <w:numFmt w:val="bullet"/>
+      <w:lvlText w:val=""/>
+      <w:lvlJc w:val="left"/>
+      <w:pPr>
+        <w:tabs>
+          <w:tab w:val="num" w:pos="720"/>
+        </w:tabs>
+        <w:ind w:left="720" w:hanging="360"/>
+      </w:pPr>
+      <w:rPr>
+        <w:rFonts w:ascii="Symbol" w:hAnsi="Symbol" w:hint="default"/>
+        <w:sz w:val="20"/>
+      </w:rPr>
+    </w:lvl>
+    <w:lvl w:ilvl="1" w:tentative="1">
+      <w:start w:val="1"/>
+      <w:numFmt w:val="bullet"/>
+      <w:lvlText w:val="o"/>
+      <w:lvlJc w:val="left"/>
+      <w:pPr>
+        <w:tabs>
+          <w:tab w:val="num" w:pos="1440"/>
+        </w:tabs>
+        <w:ind w:left="1440" w:hanging="360"/>
+      </w:pPr>
+      <w:rPr>
+        <w:rFonts w:ascii="Courier New" w:hAnsi="Courier New" w:hint="default"/>
+        <w:sz w:val="20"/>
+      </w:rPr>
+    </w:lvl>
+    <w:lvl w:ilvl="2" w:tentative="1">
+      <w:start w:val="1"/>
+      <w:numFmt w:val="bullet"/>
+      <w:lvlText w:val=""/>
+      <w:lvlJc w:val="left"/>
+      <w:pPr>
+        <w:tabs>
+          <w:tab w:val="num" w:pos="2160"/>
+        </w:tabs>
+        <w:ind w:left="2160" w:hanging="360"/>
+      </w:pPr>
+      <w:rPr>
+        <w:rFonts w:ascii="Wingdings" w:hAnsi="Wingdings" w:hint="default"/>
+        <w:sz w:val="20"/>
+      </w:rPr>
+    </w:lvl>
+    <w:lvl w:ilvl="3" w:tentative="1">
+      <w:start w:val="1"/>
+      <w:numFmt w:val="bullet"/>
+      <w:lvlText w:val=""/>
+      <w:lvlJc w:val="left"/>
+      <w:pPr>
+        <w:tabs>
+          <w:tab w:val="num" w:pos="2880"/>
+        </w:tabs>
+        <w:ind w:left="2880" w:hanging="360"/>
+      </w:pPr>
+      <w:rPr>
+        <w:rFonts w:ascii="Wingdings" w:hAnsi="Wingdings" w:hint="default"/>
+        <w:sz w:val="20"/>
+      </w:rPr>
+    </w:lvl>
+    <w:lvl w:ilvl="4" w:tentative="1">
+      <w:start w:val="1"/>
+      <w:numFmt w:val="bullet"/>
+      <w:lvlText w:val=""/>
+      <w:lvlJc w:val="left"/>
+      <w:pPr>
+        <w:tabs>
+          <w:tab w:val="num" w:pos="3600"/>
+        </w:tabs>
+        <w:ind w:left="3600" w:hanging="360"/>
+      </w:pPr>
+      <w:rPr>
+        <w:rFonts w:ascii="Wingdings" w:hAnsi="Wingdings" w:hint="default"/>
+        <w:sz w:val="20"/>
+      </w:rPr>
+    </w:lvl>
+    <w:lvl w:ilvl="5" w:tentative="1">
+      <w:start w:val="1"/>
+      <w:numFmt w:val="bullet"/>
+      <w:lvlText w:val=""/>
+      <w:lvlJc w:val="left"/>
+      <w:pPr>
+        <w:tabs>
+          <w:tab w:val="num" w:pos="4320"/>
+        </w:tabs>
+        <w:ind w:left="4320" w:hanging="360"/>
+      </w:pPr>
+      <w:rPr>
+        <w:rFonts w:ascii="Wingdings" w:hAnsi="Wingdings" w:hint="default"/>
+        <w:sz w:val="20"/>
+      </w:rPr>
+    </w:lvl>
+    <w:lvl w:ilvl="6" w:tentative="1">
+      <w:start w:val="1"/>
+      <w:numFmt w:val="bullet"/>
+      <w:lvlText w:val=""/>
+      <w:lvlJc w:val="left"/>
+      <w:pPr>
+        <w:tabs>
+          <w:tab w:val="num" w:pos="5040"/>
+        </w:tabs>
+        <w:ind w:left="5040" w:hanging="360"/>
+      </w:pPr>
+      <w:rPr>
+        <w:rFonts w:ascii="Wingdings" w:hAnsi="Wingdings" w:hint="default"/>
+        <w:sz w:val="20"/>
+      </w:rPr>
+    </w:lvl>
+    <w:lvl w:ilvl="7" w:tentative="1">
+      <w:start w:val="1"/>
+      <w:numFmt w:val="bullet"/>
+      <w:lvlText w:val=""/>
+      <w:lvlJc w:val="left"/>
+      <w:pPr>
+        <w:tabs>
+          <w:tab w:val="num" w:pos="5760"/>
+        </w:tabs>
+        <w:ind w:left="5760" w:hanging="360"/>
+      </w:pPr>
+      <w:rPr>
+        <w:rFonts w:ascii="Wingdings" w:hAnsi="Wingdings" w:hint="default"/>
+        <w:sz w:val="20"/>
+      </w:rPr>
+    </w:lvl>
+    <w:lvl w:ilvl="8" w:tentative="1">
+      <w:start w:val="1"/>
+      <w:numFmt w:val="bullet"/>
+      <w:lvlText w:val=""/>
+      <w:lvlJc w:val="left"/>
+      <w:pPr>
+        <w:tabs>
+          <w:tab w:val="num" w:pos="6480"/>
+        </w:tabs>
+        <w:ind w:left="6480" w:hanging="360"/>
+      </w:pPr>
+      <w:rPr>
+        <w:rFonts w:ascii="Wingdings" w:hAnsi="Wingdings" w:hint="default"/>
+        <w:sz w:val="20"/>
+      </w:rPr>
+    </w:lvl>
+  </w:abstractNum>
+  <w:abstractNum w:abstractNumId="7" w15:restartNumberingAfterBreak="0">
+    <w:nsid w:val="6B223406"/>
+    <w:multiLevelType w:val="hybridMultilevel"/>
+    <w:tmpl w:val="E0862CCC"/>
+    <w:lvl w:ilvl="0" w:tplc="B0763CB8">
+      <w:start w:val="30"/>
+      <w:numFmt w:val="bullet"/>
+      <w:lvlText w:val="-"/>
+      <w:lvlJc w:val="left"/>
+      <w:pPr>
+        <w:ind w:left="720" w:hanging="360"/>
+      </w:pPr>
+      <w:rPr>
+        <w:rFonts w:ascii="Calibri" w:eastAsiaTheme="minorHAnsi" w:hAnsi="Calibri" w:cs="Calibri" w:hint="default"/>
+      </w:rPr>
+    </w:lvl>
+    <w:lvl w:ilvl="1" w:tplc="04090003" w:tentative="1">
+      <w:start w:val="1"/>
+      <w:numFmt w:val="bullet"/>
+      <w:lvlText w:val="o"/>
+      <w:lvlJc w:val="left"/>
+      <w:pPr>
+        <w:ind w:left="1440" w:hanging="360"/>
+      </w:pPr>
+      <w:rPr>
+        <w:rFonts w:ascii="Courier New" w:hAnsi="Courier New" w:cs="Courier New" w:hint="default"/>
+      </w:rPr>
+    </w:lvl>
+    <w:lvl w:ilvl="2" w:tplc="04090005" w:tentative="1">
+      <w:start w:val="1"/>
+      <w:numFmt w:val="bullet"/>
+      <w:lvlText w:val=""/>
+      <w:lvlJc w:val="left"/>
+      <w:pPr>
+        <w:ind w:left="2160" w:hanging="360"/>
+      </w:pPr>
+      <w:rPr>
+        <w:rFonts w:ascii="Wingdings" w:hAnsi="Wingdings" w:hint="default"/>
+      </w:rPr>
+    </w:lvl>
+    <w:lvl w:ilvl="3" w:tplc="04090001" w:tentative="1">
+      <w:start w:val="1"/>
+      <w:numFmt w:val="bullet"/>
+      <w:lvlText w:val=""/>
+      <w:lvlJc w:val="left"/>
+      <w:pPr>
+        <w:ind w:left="2880" w:hanging="360"/>
+      </w:pPr>
+      <w:rPr>
+        <w:rFonts w:ascii="Symbol" w:hAnsi="Symbol" w:hint="default"/>
+      </w:rPr>
+    </w:lvl>
+    <w:lvl w:ilvl="4" w:tplc="04090003" w:tentative="1">
+      <w:start w:val="1"/>
+      <w:numFmt w:val="bullet"/>
+      <w:lvlText w:val="o"/>
+      <w:lvlJc w:val="left"/>
+      <w:pPr>
+        <w:ind w:left="3600" w:hanging="360"/>
+      </w:pPr>
+      <w:rPr>
+        <w:rFonts w:ascii="Courier New" w:hAnsi="Courier New" w:cs="Courier New" w:hint="default"/>
+      </w:rPr>
+    </w:lvl>
+    <w:lvl w:ilvl="5" w:tplc="04090005" w:tentative="1">
+      <w:start w:val="1"/>
+      <w:numFmt w:val="bullet"/>
+      <w:lvlText w:val=""/>
+      <w:lvlJc w:val="left"/>
+      <w:pPr>
+        <w:ind w:left="4320" w:hanging="360"/>
+      </w:pPr>
+      <w:rPr>
+        <w:rFonts w:ascii="Wingdings" w:hAnsi="Wingdings" w:hint="default"/>
+      </w:rPr>
+    </w:lvl>
+    <w:lvl w:ilvl="6" w:tplc="04090001" w:tentative="1">
+      <w:start w:val="1"/>
+      <w:numFmt w:val="bullet"/>
+      <w:lvlText w:val=""/>
+      <w:lvlJc w:val="left"/>
+      <w:pPr>
+        <w:ind w:left="5040" w:hanging="360"/>
+      </w:pPr>
+      <w:rPr>
+        <w:rFonts w:ascii="Symbol" w:hAnsi="Symbol" w:hint="default"/>
+      </w:rPr>
+    </w:lvl>
+    <w:lvl w:ilvl="7" w:tplc="04090003" w:tentative="1">
+      <w:start w:val="1"/>
+      <w:numFmt w:val="bullet"/>
+      <w:lvlText w:val="o"/>
+      <w:lvlJc w:val="left"/>
+      <w:pPr>
+        <w:ind w:left="5760" w:hanging="360"/>
+      </w:pPr>
+      <w:rPr>
+        <w:rFonts w:ascii="Courier New" w:hAnsi="Courier New" w:cs="Courier New" w:hint="default"/>
+      </w:rPr>
+    </w:lvl>
+    <w:lvl w:ilvl="8" w:tplc="04090005" w:tentative="1">
+      <w:start w:val="1"/>
+      <w:numFmt w:val="bullet"/>
+      <w:lvlText w:val=""/>
+      <w:lvlJc w:val="left"/>
+      <w:pPr>
+        <w:ind w:left="6480" w:hanging="360"/>
+      </w:pPr>
+      <w:rPr>
+        <w:rFonts w:ascii="Wingdings" w:hAnsi="Wingdings" w:hint="default"/>
+      </w:rPr>
+    </w:lvl>
+  </w:abstractNum>
+  <w:abstractNum w:abstractNumId="8" w15:restartNumberingAfterBreak="0">
     <w:nsid w:val="7BBD5A4A"/>
     <w:multiLevelType w:val="multilevel"/>
     <w:tmpl w:val="0FF21562"/>
@@ -736,16 +1617,31 @@
     </w:lvl>
   </w:abstractNum>
   <w:num w:numId="1" w16cid:durableId="887649105">
+    <w:abstractNumId w:val="1"/>
+  </w:num>
+  <w:num w:numId="2" w16cid:durableId="1419012924">
+    <w:abstractNumId w:val="3"/>
+  </w:num>
+  <w:num w:numId="3" w16cid:durableId="1723215763">
+    <w:abstractNumId w:val="8"/>
+  </w:num>
+  <w:num w:numId="4" w16cid:durableId="1680083614">
+    <w:abstractNumId w:val="4"/>
+  </w:num>
+  <w:num w:numId="5" w16cid:durableId="694424565">
+    <w:abstractNumId w:val="7"/>
+  </w:num>
+  <w:num w:numId="6" w16cid:durableId="1100100175">
     <w:abstractNumId w:val="0"/>
   </w:num>
-  <w:num w:numId="2" w16cid:durableId="1419012924">
-    <w:abstractNumId w:val="1"/>
+  <w:num w:numId="7" w16cid:durableId="583034702">
+    <w:abstractNumId w:val="2"/>
   </w:num>
-  <w:num w:numId="3" w16cid:durableId="1723215763">
-    <w:abstractNumId w:val="3"/>
+  <w:num w:numId="8" w16cid:durableId="393239079">
+    <w:abstractNumId w:val="5"/>
   </w:num>
-  <w:num w:numId="4" w16cid:durableId="1680083614">
-    <w:abstractNumId w:val="2"/>
+  <w:num w:numId="9" w16cid:durableId="495651385">
+    <w:abstractNumId w:val="6"/>
   </w:num>
 </w:numbering>
 </file>
@@ -1224,7 +2120,6 @@
     <w:next w:val="Normal"/>
     <w:link w:val="Heading4Char"/>
     <w:uiPriority w:val="9"/>
-    <w:semiHidden/>
     <w:unhideWhenUsed/>
     <w:qFormat/>
     <w:rsid w:val="004B28E6"/>
@@ -1423,7 +2318,6 @@
     <w:basedOn w:val="DefaultParagraphFont"/>
     <w:link w:val="Heading4"/>
     <w:uiPriority w:val="9"/>
-    <w:semiHidden/>
     <w:rsid w:val="004B28E6"/>
     <w:rPr>
       <w:rFonts w:eastAsiaTheme="majorEastAsia" w:cstheme="majorBidi"/>
